--- a/database/templates/BA_Asset_Opname_Tindak_Lanjut_DB.docx
+++ b/database/templates/BA_Asset_Opname_Tindak_Lanjut_DB.docx
@@ -14,7 +14,7 @@
           <w:sz w:val="18"/>
           <w:szCs w:val="18"/>
         </w:rPr>
-        <w:t xml:space="preserve">Pada hari ini {Day} , tanggal {Date} bulan {Month} tahun {Year}, kami yang bertanda tangan di bawah ini telah melakukan Asset Opname dan penelusuran secara bersama atas perangkat yang tidak terverifikasi dengan informasi data dibawah ini :</w:t>
+        <w:t xml:space="preserve">Pada hari ini [HARI] , tanggal [TANGGAL] bulan [BULAN] tahun [TAHUN], kami yang bertanda tangan di bawah ini telah melakukan Asset Opname dan penelusuran secara bersama atas perangkat yang tidak terverifikasi dengan informasi data dibawah ini :</w:t>
       </w:r>
     </w:p>
     <w:p>
@@ -235,7 +235,7 @@
                 <w:sz w:val="17"/>
                 <w:szCs w:val="17"/>
               </w:rPr>
-              <w:t xml:space="preserve">{SITECODE}</w:t>
+              <w:t xml:space="preserve">[SITE ID]</w:t>
             </w:r>
           </w:p>
         </w:tc>
@@ -255,7 +255,7 @@
                 <w:sz w:val="17"/>
                 <w:szCs w:val="17"/>
               </w:rPr>
-              <w:t xml:space="preserve">{SITENAME}</w:t>
+              <w:t xml:space="preserve">[SITE NAME]</w:t>
             </w:r>
           </w:p>
         </w:tc>
@@ -275,7 +275,7 @@
                 <w:sz w:val="17"/>
                 <w:szCs w:val="17"/>
               </w:rPr>
-              <w:t xml:space="preserve">{Month} {Year}</w:t>
+              <w:t xml:space="preserve">[BULAN TAHUN]</w:t>
             </w:r>
           </w:p>
         </w:tc>
@@ -295,7 +295,7 @@
                 <w:sz w:val="17"/>
                 <w:szCs w:val="17"/>
               </w:rPr>
-              <w:t xml:space="preserve">{Result Match}</w:t>
+              <w:t xml:space="preserve">0</w:t>
             </w:r>
           </w:p>
         </w:tc>
@@ -315,7 +315,7 @@
                 <w:sz w:val="17"/>
                 <w:szCs w:val="17"/>
               </w:rPr>
-              <w:t xml:space="preserve">{Result Physic}</w:t>
+              <w:t xml:space="preserve">0</w:t>
             </w:r>
           </w:p>
         </w:tc>
@@ -335,7 +335,7 @@
                 <w:sz w:val="17"/>
                 <w:szCs w:val="17"/>
               </w:rPr>
-              <w:t xml:space="preserve">{Result DB}</w:t>
+              <w:t xml:space="preserve">0</w:t>
             </w:r>
           </w:p>
         </w:tc>
@@ -355,7 +355,7 @@
                 <w:sz w:val="17"/>
                 <w:szCs w:val="17"/>
               </w:rPr>
-              <w:t xml:space="preserve">{Pencapaian}</w:t>
+              <w:t xml:space="preserve">100%</w:t>
             </w:r>
           </w:p>
         </w:tc>
@@ -378,7 +378,7 @@
     </w:p>
     <w:tbl>
       <w:tblPr>
-        <w:tblW w:w="8900" w:type="dxa"/>
+        <w:tblW w:w="8950" w:type="dxa"/>
         <w:jc w:val="center"/>
         <w:tblBorders>
           <w:top w:val="single" w:sz="6" w:space="0" w:color="000000"/>
@@ -400,9 +400,10 @@
         <w:gridCol w:w="1330"/>
         <w:gridCol w:w="1900"/>
         <w:gridCol w:w="1500"/>
-        <w:gridCol w:w="1300"/>
-        <w:gridCol w:w="1300"/>
-        <w:gridCol w:w="1570"/>
+        <w:gridCol w:w="1050"/>
+        <w:gridCol w:w="1050"/>
+        <w:gridCol w:w="1050"/>
+        <w:gridCol w:w="1070"/>
       </w:tblGrid>
       <w:tr>
         <w:trPr>
@@ -474,7 +475,7 @@
         </w:tc>
         <w:tc>
           <w:tcPr>
-            <w:tcW w:w="1300" w:type="dxa"/>
+            <w:tcW w:w="1050" w:type="dxa"/>
             <w:shd w:val="clear" w:color="auto" w:fill="D9D9D9"/>
             <w:vAlign w:val="center"/>
           </w:tcPr>
@@ -495,7 +496,7 @@
         </w:tc>
         <w:tc>
           <w:tcPr>
-            <w:tcW w:w="1300" w:type="dxa"/>
+            <w:tcW w:w="1050" w:type="dxa"/>
             <w:shd w:val="clear" w:color="auto" w:fill="D9D9D9"/>
             <w:vAlign w:val="center"/>
           </w:tcPr>
@@ -516,7 +517,7 @@
         </w:tc>
         <w:tc>
           <w:tcPr>
-            <w:tcW w:w="1570" w:type="dxa"/>
+            <w:tcW w:w="1050" w:type="dxa"/>
             <w:shd w:val="clear" w:color="auto" w:fill="D9D9D9"/>
             <w:vAlign w:val="center"/>
           </w:tcPr>
@@ -532,6 +533,27 @@
                 <w:szCs w:val="17"/>
               </w:rPr>
               <w:t xml:space="preserve">Unsolved DB</w:t>
+            </w:r>
+          </w:p>
+        </w:tc>
+        <w:tc>
+          <w:tcPr>
+            <w:tcW w:w="1070" w:type="dxa"/>
+            <w:shd w:val="clear" w:color="auto" w:fill="D9D9D9"/>
+            <w:vAlign w:val="center"/>
+          </w:tcPr>
+          <w:p>
+            <w:pPr>
+              <w:spacing w:before="0" w:after="0" w:line="240" w:lineRule="auto"/>
+              <w:jc w:val="center"/>
+            </w:pPr>
+            <w:r>
+              <w:rPr>
+                <w:rFonts w:ascii="Arial" w:hAnsi="Arial" w:cs="Arial"/>
+                <w:sz w:val="17"/>
+                <w:szCs w:val="17"/>
+              </w:rPr>
+              <w:t xml:space="preserve">New DB</w:t>
             </w:r>
           </w:p>
         </w:tc>
@@ -557,7 +579,7 @@
                 <w:sz w:val="17"/>
                 <w:szCs w:val="17"/>
               </w:rPr>
-              <w:t xml:space="preserve">{SITECODE}</w:t>
+              <w:t xml:space="preserve">[SITE ID]</w:t>
             </w:r>
           </w:p>
         </w:tc>
@@ -577,7 +599,7 @@
                 <w:sz w:val="17"/>
                 <w:szCs w:val="17"/>
               </w:rPr>
-              <w:t xml:space="preserve">{SITENAME}</w:t>
+              <w:t xml:space="preserve">[SITE NAME]</w:t>
             </w:r>
           </w:p>
         </w:tc>
@@ -597,13 +619,13 @@
                 <w:sz w:val="17"/>
                 <w:szCs w:val="17"/>
               </w:rPr>
-              <w:t xml:space="preserve">{Month} {Year}</w:t>
-            </w:r>
-          </w:p>
-        </w:tc>
-        <w:tc>
-          <w:tcPr>
-            <w:tcW w:w="1300" w:type="dxa"/>
+              <w:t xml:space="preserve">[BULAN TAHUN]</w:t>
+            </w:r>
+          </w:p>
+        </w:tc>
+        <w:tc>
+          <w:tcPr>
+            <w:tcW w:w="1050" w:type="dxa"/>
             <w:vAlign w:val="center"/>
           </w:tcPr>
           <w:p>
@@ -617,13 +639,13 @@
                 <w:sz w:val="17"/>
                 <w:szCs w:val="17"/>
               </w:rPr>
-              <w:t xml:space="preserve">{Total DB}</w:t>
-            </w:r>
-          </w:p>
-        </w:tc>
-        <w:tc>
-          <w:tcPr>
-            <w:tcW w:w="1300" w:type="dxa"/>
+              <w:t xml:space="preserve">0</w:t>
+            </w:r>
+          </w:p>
+        </w:tc>
+        <w:tc>
+          <w:tcPr>
+            <w:tcW w:w="1050" w:type="dxa"/>
             <w:vAlign w:val="center"/>
           </w:tcPr>
           <w:p>
@@ -637,13 +659,13 @@
                 <w:sz w:val="17"/>
                 <w:szCs w:val="17"/>
               </w:rPr>
-              <w:t xml:space="preserve">{Solved DB}</w:t>
-            </w:r>
-          </w:p>
-        </w:tc>
-        <w:tc>
-          <w:tcPr>
-            <w:tcW w:w="1570" w:type="dxa"/>
+              <w:t xml:space="preserve">0</w:t>
+            </w:r>
+          </w:p>
+        </w:tc>
+        <w:tc>
+          <w:tcPr>
+            <w:tcW w:w="1050" w:type="dxa"/>
             <w:vAlign w:val="center"/>
           </w:tcPr>
           <w:p>
@@ -657,7 +679,27 @@
                 <w:sz w:val="17"/>
                 <w:szCs w:val="17"/>
               </w:rPr>
-              <w:t xml:space="preserve">{Unsolved DB}</w:t>
+              <w:t xml:space="preserve">0</w:t>
+            </w:r>
+          </w:p>
+        </w:tc>
+        <w:tc>
+          <w:tcPr>
+            <w:tcW w:w="1070" w:type="dxa"/>
+            <w:vAlign w:val="center"/>
+          </w:tcPr>
+          <w:p>
+            <w:pPr>
+              <w:spacing w:before="0" w:after="0" w:line="240" w:lineRule="auto"/>
+              <w:jc w:val="center"/>
+            </w:pPr>
+            <w:r>
+              <w:rPr>
+                <w:rFonts w:ascii="Arial" w:hAnsi="Arial" w:cs="Arial"/>
+                <w:sz w:val="17"/>
+                <w:szCs w:val="17"/>
+              </w:rPr>
+              <w:t xml:space="preserve">0</w:t>
             </w:r>
           </w:p>
         </w:tc>
@@ -889,7 +931,7 @@
                 <w:sz w:val="16"/>
                 <w:szCs w:val="16"/>
               </w:rPr>
-              <w:t xml:space="preserve">( Panggah Kriesna Mukti )</w:t>
+              <w:t xml:space="preserve">( ........................................ )</w:t>
             </w:r>
           </w:p>
         </w:tc>
@@ -909,7 +951,7 @@
                 <w:sz w:val="16"/>
                 <w:szCs w:val="16"/>
               </w:rPr>
-              <w:t xml:space="preserve">( Achmad Fauzan )</w:t>
+              <w:t xml:space="preserve">( ........................................ )</w:t>
             </w:r>
           </w:p>
         </w:tc>
@@ -929,7 +971,7 @@
                 <w:sz w:val="16"/>
                 <w:szCs w:val="16"/>
               </w:rPr>
-              <w:t xml:space="preserve">( Budi Hermanto )</w:t>
+              <w:t xml:space="preserve">( ........................................ )</w:t>
             </w:r>
           </w:p>
         </w:tc>
@@ -997,7 +1039,7 @@
                 <w:sz w:val="16"/>
                 <w:szCs w:val="16"/>
               </w:rPr>
-              <w:t xml:space="preserve">Lead-Asset Management</w:t>
+              <w:t xml:space="preserve">Engineer-Asset Management</w:t>
             </w:r>
           </w:p>
         </w:tc>
@@ -1147,7 +1189,7 @@
                 <w:sz w:val="16"/>
                 <w:szCs w:val="16"/>
               </w:rPr>
-              <w:t xml:space="preserve">(                               )</w:t>
+              <w:t xml:space="preserve">( Andhika Septa Prawira )</w:t>
             </w:r>
           </w:p>
         </w:tc>
@@ -1196,7 +1238,7 @@
     <w:p>
       <w:pPr>
         <w:spacing w:before="240" w:after="280" w:line="264" w:lineRule="auto"/>
-        <w:ind w:left="400"/>
+        <w:ind w:left="200"/>
         <w:jc w:val="left"/>
         <w:pageBreakBefore/>
       </w:pPr>
@@ -1231,10 +1273,13 @@
         </w:tblCellMar>
       </w:tblPr>
       <w:tblGrid>
-        <w:gridCol w:w="620"/>
+        <w:gridCol w:w="500"/>
+        <w:gridCol w:w="1600"/>
         <w:gridCol w:w="2400"/>
-        <w:gridCol w:w="5118"/>
-        <w:gridCol w:w="1500"/>
+        <w:gridCol w:w="1400"/>
+        <w:gridCol w:w="1300"/>
+        <w:gridCol w:w="1000"/>
+        <w:gridCol w:w="1438"/>
       </w:tblGrid>
       <w:tr>
         <w:trPr>
@@ -1244,7 +1289,7 @@
         </w:trPr>
         <w:tc>
           <w:tcPr>
-            <w:tcW w:w="620" w:type="dxa"/>
+            <w:tcW w:w="500" w:type="dxa"/>
             <w:shd w:val="clear" w:color="auto" w:fill="D9D9D9"/>
             <w:vAlign w:val="center"/>
           </w:tcPr>
@@ -1257,10 +1302,32 @@
               <w:rPr>
                 <w:rFonts w:ascii="Arial" w:hAnsi="Arial" w:cs="Arial"/>
                 <w:b/>
-                <w:sz w:val="16"/>
-                <w:szCs w:val="16"/>
+                <w:sz w:val="15"/>
+                <w:szCs w:val="15"/>
               </w:rPr>
               <w:t xml:space="preserve">NO</w:t>
+            </w:r>
+          </w:p>
+        </w:tc>
+        <w:tc>
+          <w:tcPr>
+            <w:tcW w:w="1600" w:type="dxa"/>
+            <w:shd w:val="clear" w:color="auto" w:fill="D9D9D9"/>
+            <w:vAlign w:val="center"/>
+          </w:tcPr>
+          <w:p>
+            <w:pPr>
+              <w:spacing w:before="0" w:after="0" w:line="240" w:lineRule="auto"/>
+              <w:jc w:val="center"/>
+            </w:pPr>
+            <w:r>
+              <w:rPr>
+                <w:rFonts w:ascii="Arial" w:hAnsi="Arial" w:cs="Arial"/>
+                <w:b/>
+                <w:sz w:val="15"/>
+                <w:szCs w:val="15"/>
+              </w:rPr>
+              <w:t xml:space="preserve">REG NO</w:t>
             </w:r>
           </w:p>
         </w:tc>
@@ -1279,16 +1346,16 @@
               <w:rPr>
                 <w:rFonts w:ascii="Arial" w:hAnsi="Arial" w:cs="Arial"/>
                 <w:b/>
-                <w:sz w:val="16"/>
-                <w:szCs w:val="16"/>
-              </w:rPr>
-              <w:t xml:space="preserve">REGNO</w:t>
-            </w:r>
-          </w:p>
-        </w:tc>
-        <w:tc>
-          <w:tcPr>
-            <w:tcW w:w="5118" w:type="dxa"/>
+                <w:sz w:val="15"/>
+                <w:szCs w:val="15"/>
+              </w:rPr>
+              <w:t xml:space="preserve">NAME</w:t>
+            </w:r>
+          </w:p>
+        </w:tc>
+        <w:tc>
+          <w:tcPr>
+            <w:tcW w:w="1400" w:type="dxa"/>
             <w:shd w:val="clear" w:color="auto" w:fill="D9D9D9"/>
             <w:vAlign w:val="center"/>
           </w:tcPr>
@@ -1301,16 +1368,16 @@
               <w:rPr>
                 <w:rFonts w:ascii="Arial" w:hAnsi="Arial" w:cs="Arial"/>
                 <w:b/>
-                <w:sz w:val="16"/>
-                <w:szCs w:val="16"/>
-              </w:rPr>
-              <w:t xml:space="preserve">NAME</w:t>
-            </w:r>
-          </w:p>
-        </w:tc>
-        <w:tc>
-          <w:tcPr>
-            <w:tcW w:w="1500" w:type="dxa"/>
+                <w:sz w:val="15"/>
+                <w:szCs w:val="15"/>
+              </w:rPr>
+              <w:t xml:space="preserve">SN</w:t>
+            </w:r>
+          </w:p>
+        </w:tc>
+        <w:tc>
+          <w:tcPr>
+            <w:tcW w:w="1300" w:type="dxa"/>
             <w:shd w:val="clear" w:color="auto" w:fill="D9D9D9"/>
             <w:vAlign w:val="center"/>
           </w:tcPr>
@@ -1323,10 +1390,54 @@
               <w:rPr>
                 <w:rFonts w:ascii="Arial" w:hAnsi="Arial" w:cs="Arial"/>
                 <w:b/>
-                <w:sz w:val="16"/>
-                <w:szCs w:val="16"/>
-              </w:rPr>
-              <w:t xml:space="preserve">FOLLOWUP</w:t>
+                <w:sz w:val="15"/>
+                <w:szCs w:val="15"/>
+              </w:rPr>
+              <w:t xml:space="preserve">NBV</w:t>
+            </w:r>
+          </w:p>
+        </w:tc>
+        <w:tc>
+          <w:tcPr>
+            <w:tcW w:w="1000" w:type="dxa"/>
+            <w:shd w:val="clear" w:color="auto" w:fill="D9D9D9"/>
+            <w:vAlign w:val="center"/>
+          </w:tcPr>
+          <w:p>
+            <w:pPr>
+              <w:spacing w:before="0" w:after="0" w:line="240" w:lineRule="auto"/>
+              <w:jc w:val="center"/>
+            </w:pPr>
+            <w:r>
+              <w:rPr>
+                <w:rFonts w:ascii="Arial" w:hAnsi="Arial" w:cs="Arial"/>
+                <w:b/>
+                <w:sz w:val="15"/>
+                <w:szCs w:val="15"/>
+              </w:rPr>
+              <w:t xml:space="preserve">Status</w:t>
+            </w:r>
+          </w:p>
+        </w:tc>
+        <w:tc>
+          <w:tcPr>
+            <w:tcW w:w="1438" w:type="dxa"/>
+            <w:shd w:val="clear" w:color="auto" w:fill="D9D9D9"/>
+            <w:vAlign w:val="center"/>
+          </w:tcPr>
+          <w:p>
+            <w:pPr>
+              <w:spacing w:before="0" w:after="0" w:line="240" w:lineRule="auto"/>
+              <w:jc w:val="center"/>
+            </w:pPr>
+            <w:r>
+              <w:rPr>
+                <w:rFonts w:ascii="Arial" w:hAnsi="Arial" w:cs="Arial"/>
+                <w:b/>
+                <w:sz w:val="15"/>
+                <w:szCs w:val="15"/>
+              </w:rPr>
+              <w:t xml:space="preserve">Keterangan</w:t>
             </w:r>
           </w:p>
         </w:tc>
@@ -1338,21 +1449,41 @@
         </w:trPr>
         <w:tc>
           <w:tcPr>
-            <w:tcW w:w="620" w:type="dxa"/>
-            <w:vAlign w:val="center"/>
-          </w:tcPr>
-          <w:p>
-            <w:pPr>
-              <w:spacing w:before="0" w:after="0" w:line="240" w:lineRule="auto"/>
-              <w:jc w:val="center"/>
-            </w:pPr>
-            <w:r>
-              <w:rPr>
-                <w:rFonts w:ascii="Arial" w:hAnsi="Arial" w:cs="Arial"/>
-                <w:sz w:val="16"/>
-                <w:szCs w:val="16"/>
-              </w:rPr>
-              <w:t xml:space="preserve">{No}</w:t>
+            <w:tcW w:w="500" w:type="dxa"/>
+            <w:vAlign w:val="center"/>
+          </w:tcPr>
+          <w:p>
+            <w:pPr>
+              <w:spacing w:before="0" w:after="0" w:line="240" w:lineRule="auto"/>
+              <w:jc w:val="center"/>
+            </w:pPr>
+            <w:r>
+              <w:rPr>
+                <w:rFonts w:ascii="Arial" w:hAnsi="Arial" w:cs="Arial"/>
+                <w:sz w:val="14"/>
+                <w:szCs w:val="14"/>
+              </w:rPr>
+              <w:t xml:space="preserve">1</w:t>
+            </w:r>
+          </w:p>
+        </w:tc>
+        <w:tc>
+          <w:tcPr>
+            <w:tcW w:w="1600" w:type="dxa"/>
+            <w:vAlign w:val="center"/>
+          </w:tcPr>
+          <w:p>
+            <w:pPr>
+              <w:spacing w:before="0" w:after="0" w:line="240" w:lineRule="auto"/>
+              <w:jc w:val="center"/>
+            </w:pPr>
+            <w:r>
+              <w:rPr>
+                <w:rFonts w:ascii="Arial" w:hAnsi="Arial" w:cs="Arial"/>
+                <w:sz w:val="14"/>
+                <w:szCs w:val="14"/>
+              </w:rPr>
+              <w:t xml:space="preserve">REG/SAMPLE/001</w:t>
             </w:r>
           </w:p>
         </w:tc>
@@ -1369,16 +1500,77 @@
             <w:r>
               <w:rPr>
                 <w:rFonts w:ascii="Arial" w:hAnsi="Arial" w:cs="Arial"/>
-                <w:sz w:val="16"/>
-                <w:szCs w:val="16"/>
-              </w:rPr>
-              <w:t xml:space="preserve">{REGNO}</w:t>
-            </w:r>
-          </w:p>
-        </w:tc>
-        <w:tc>
-          <w:tcPr>
-            <w:tcW w:w="5118" w:type="dxa"/>
+                <w:sz w:val="14"/>
+                <w:szCs w:val="14"/>
+              </w:rPr>
+              <w:t xml:space="preserve">Perangkat Contoh 1</w:t>
+            </w:r>
+          </w:p>
+        </w:tc>
+        <w:tc>
+          <w:tcPr>
+            <w:tcW w:w="1400" w:type="dxa"/>
+            <w:vAlign w:val="center"/>
+          </w:tcPr>
+          <w:p>
+            <w:pPr>
+              <w:spacing w:before="0" w:after="0" w:line="240" w:lineRule="auto"/>
+              <w:jc w:val="center"/>
+            </w:pPr>
+            <w:r>
+              <w:rPr>
+                <w:rFonts w:ascii="Arial" w:hAnsi="Arial" w:cs="Arial"/>
+                <w:sz w:val="14"/>
+                <w:szCs w:val="14"/>
+              </w:rPr>
+              <w:t xml:space="preserve">SN1234567890</w:t>
+            </w:r>
+          </w:p>
+        </w:tc>
+        <w:tc>
+          <w:tcPr>
+            <w:tcW w:w="1300" w:type="dxa"/>
+            <w:vAlign w:val="center"/>
+          </w:tcPr>
+          <w:p>
+            <w:pPr>
+              <w:spacing w:before="0" w:after="0" w:line="240" w:lineRule="auto"/>
+              <w:jc w:val="right"/>
+            </w:pPr>
+            <w:r>
+              <w:rPr>
+                <w:rFonts w:ascii="Arial" w:hAnsi="Arial" w:cs="Arial"/>
+                <w:sz w:val="14"/>
+                <w:szCs w:val="14"/>
+              </w:rPr>
+              <w:t xml:space="preserve">Rp 0,00</w:t>
+            </w:r>
+          </w:p>
+        </w:tc>
+        <w:tc>
+          <w:tcPr>
+            <w:tcW w:w="1000" w:type="dxa"/>
+            <w:vAlign w:val="center"/>
+          </w:tcPr>
+          <w:p>
+            <w:pPr>
+              <w:spacing w:before="0" w:after="0" w:line="240" w:lineRule="auto"/>
+              <w:jc w:val="center"/>
+            </w:pPr>
+            <w:r>
+              <w:rPr>
+                <w:rFonts w:ascii="Arial" w:hAnsi="Arial" w:cs="Arial"/>
+                <w:b/>
+                <w:sz w:val="14"/>
+                <w:szCs w:val="14"/>
+              </w:rPr>
+              <w:t xml:space="preserve">Solved</w:t>
+            </w:r>
+          </w:p>
+        </w:tc>
+        <w:tc>
+          <w:tcPr>
+            <w:tcW w:w="1438" w:type="dxa"/>
             <w:vAlign w:val="center"/>
           </w:tcPr>
           <w:p>
@@ -1389,30 +1581,10 @@
             <w:r>
               <w:rPr>
                 <w:rFonts w:ascii="Arial" w:hAnsi="Arial" w:cs="Arial"/>
-                <w:sz w:val="16"/>
-                <w:szCs w:val="16"/>
-              </w:rPr>
-              <w:t xml:space="preserve">{NAME}</w:t>
-            </w:r>
-          </w:p>
-        </w:tc>
-        <w:tc>
-          <w:tcPr>
-            <w:tcW w:w="1500" w:type="dxa"/>
-            <w:vAlign w:val="center"/>
-          </w:tcPr>
-          <w:p>
-            <w:pPr>
-              <w:spacing w:before="0" w:after="0" w:line="240" w:lineRule="auto"/>
-              <w:jc w:val="center"/>
-            </w:pPr>
-            <w:r>
-              <w:rPr>
-                <w:rFonts w:ascii="Arial" w:hAnsi="Arial" w:cs="Arial"/>
-                <w:sz w:val="16"/>
-                <w:szCs w:val="16"/>
-              </w:rPr>
-              <w:t xml:space="preserve">{FOLLOWUP}</w:t>
+                <w:sz w:val="13"/>
+                <w:szCs w:val="13"/>
+              </w:rPr>
+              <w:t xml:space="preserve">Contoh tindak lanjut</w:t>
             </w:r>
           </w:p>
         </w:tc>
@@ -1424,20 +1596,41 @@
         </w:trPr>
         <w:tc>
           <w:tcPr>
-            <w:tcW w:w="620" w:type="dxa"/>
-            <w:vAlign w:val="center"/>
-          </w:tcPr>
-          <w:p>
-            <w:pPr>
-              <w:spacing w:before="0" w:after="0" w:line="240" w:lineRule="auto"/>
-              <w:jc w:val="center"/>
-            </w:pPr>
-            <w:r>
-              <w:rPr>
-                <w:rFonts w:ascii="Arial" w:hAnsi="Arial" w:cs="Arial"/>
-                <w:sz w:val="16"/>
-                <w:szCs w:val="16"/>
-              </w:rPr>
+            <w:tcW w:w="500" w:type="dxa"/>
+            <w:vAlign w:val="center"/>
+          </w:tcPr>
+          <w:p>
+            <w:pPr>
+              <w:spacing w:before="0" w:after="0" w:line="240" w:lineRule="auto"/>
+              <w:jc w:val="center"/>
+            </w:pPr>
+            <w:r>
+              <w:rPr>
+                <w:rFonts w:ascii="Arial" w:hAnsi="Arial" w:cs="Arial"/>
+                <w:sz w:val="14"/>
+                <w:szCs w:val="14"/>
+              </w:rPr>
+              <w:t xml:space="preserve">2</w:t>
+            </w:r>
+          </w:p>
+        </w:tc>
+        <w:tc>
+          <w:tcPr>
+            <w:tcW w:w="1600" w:type="dxa"/>
+            <w:vAlign w:val="center"/>
+          </w:tcPr>
+          <w:p>
+            <w:pPr>
+              <w:spacing w:before="0" w:after="0" w:line="240" w:lineRule="auto"/>
+              <w:jc w:val="center"/>
+            </w:pPr>
+            <w:r>
+              <w:rPr>
+                <w:rFonts w:ascii="Arial" w:hAnsi="Arial" w:cs="Arial"/>
+                <w:sz w:val="14"/>
+                <w:szCs w:val="14"/>
+              </w:rPr>
+              <w:t xml:space="preserve">REG/SAMPLE/002</w:t>
             </w:r>
           </w:p>
         </w:tc>
@@ -1449,52 +1642,96 @@
           <w:p>
             <w:pPr>
               <w:spacing w:before="0" w:after="0" w:line="240" w:lineRule="auto"/>
-              <w:jc w:val="center"/>
-            </w:pPr>
-            <w:r>
-              <w:rPr>
-                <w:rFonts w:ascii="Arial" w:hAnsi="Arial" w:cs="Arial"/>
-                <w:sz w:val="16"/>
-                <w:szCs w:val="16"/>
-              </w:rPr>
-            </w:r>
-          </w:p>
-        </w:tc>
-        <w:tc>
-          <w:tcPr>
-            <w:tcW w:w="5118" w:type="dxa"/>
-            <w:vAlign w:val="center"/>
-          </w:tcPr>
-          <w:p>
-            <w:pPr>
-              <w:spacing w:before="0" w:after="0" w:line="240" w:lineRule="auto"/>
-              <w:jc w:val="center"/>
-            </w:pPr>
-            <w:r>
-              <w:rPr>
-                <w:rFonts w:ascii="Arial" w:hAnsi="Arial" w:cs="Arial"/>
-                <w:sz w:val="16"/>
-                <w:szCs w:val="16"/>
-              </w:rPr>
-            </w:r>
-          </w:p>
-        </w:tc>
-        <w:tc>
-          <w:tcPr>
-            <w:tcW w:w="1500" w:type="dxa"/>
-            <w:vAlign w:val="center"/>
-          </w:tcPr>
-          <w:p>
-            <w:pPr>
-              <w:spacing w:before="0" w:after="0" w:line="240" w:lineRule="auto"/>
-              <w:jc w:val="center"/>
-            </w:pPr>
-            <w:r>
-              <w:rPr>
-                <w:rFonts w:ascii="Arial" w:hAnsi="Arial" w:cs="Arial"/>
-                <w:sz w:val="16"/>
-                <w:szCs w:val="16"/>
-              </w:rPr>
+              <w:jc w:val="left"/>
+            </w:pPr>
+            <w:r>
+              <w:rPr>
+                <w:rFonts w:ascii="Arial" w:hAnsi="Arial" w:cs="Arial"/>
+                <w:sz w:val="14"/>
+                <w:szCs w:val="14"/>
+              </w:rPr>
+              <w:t xml:space="preserve">Perangkat Contoh 2</w:t>
+            </w:r>
+          </w:p>
+        </w:tc>
+        <w:tc>
+          <w:tcPr>
+            <w:tcW w:w="1400" w:type="dxa"/>
+            <w:vAlign w:val="center"/>
+          </w:tcPr>
+          <w:p>
+            <w:pPr>
+              <w:spacing w:before="0" w:after="0" w:line="240" w:lineRule="auto"/>
+              <w:jc w:val="center"/>
+            </w:pPr>
+            <w:r>
+              <w:rPr>
+                <w:rFonts w:ascii="Arial" w:hAnsi="Arial" w:cs="Arial"/>
+                <w:sz w:val="14"/>
+                <w:szCs w:val="14"/>
+              </w:rPr>
+              <w:t xml:space="preserve">SN0987654321</w:t>
+            </w:r>
+          </w:p>
+        </w:tc>
+        <w:tc>
+          <w:tcPr>
+            <w:tcW w:w="1300" w:type="dxa"/>
+            <w:vAlign w:val="center"/>
+          </w:tcPr>
+          <w:p>
+            <w:pPr>
+              <w:spacing w:before="0" w:after="0" w:line="240" w:lineRule="auto"/>
+              <w:jc w:val="right"/>
+            </w:pPr>
+            <w:r>
+              <w:rPr>
+                <w:rFonts w:ascii="Arial" w:hAnsi="Arial" w:cs="Arial"/>
+                <w:sz w:val="14"/>
+                <w:szCs w:val="14"/>
+              </w:rPr>
+              <w:t xml:space="preserve">Rp 0,00</w:t>
+            </w:r>
+          </w:p>
+        </w:tc>
+        <w:tc>
+          <w:tcPr>
+            <w:tcW w:w="1000" w:type="dxa"/>
+            <w:vAlign w:val="center"/>
+          </w:tcPr>
+          <w:p>
+            <w:pPr>
+              <w:spacing w:before="0" w:after="0" w:line="240" w:lineRule="auto"/>
+              <w:jc w:val="center"/>
+            </w:pPr>
+            <w:r>
+              <w:rPr>
+                <w:rFonts w:ascii="Arial" w:hAnsi="Arial" w:cs="Arial"/>
+                <w:b/>
+                <w:sz w:val="14"/>
+                <w:szCs w:val="14"/>
+              </w:rPr>
+              <w:t xml:space="preserve">Unsolved</w:t>
+            </w:r>
+          </w:p>
+        </w:tc>
+        <w:tc>
+          <w:tcPr>
+            <w:tcW w:w="1438" w:type="dxa"/>
+            <w:vAlign w:val="center"/>
+          </w:tcPr>
+          <w:p>
+            <w:pPr>
+              <w:spacing w:before="0" w:after="0" w:line="240" w:lineRule="auto"/>
+              <w:jc w:val="left"/>
+            </w:pPr>
+            <w:r>
+              <w:rPr>
+                <w:rFonts w:ascii="Arial" w:hAnsi="Arial" w:cs="Arial"/>
+                <w:sz w:val="13"/>
+                <w:szCs w:val="13"/>
+              </w:rPr>
+              <w:t xml:space="preserve">Belum ditemukan</w:t>
             </w:r>
           </w:p>
         </w:tc>
@@ -1506,19 +1743,38 @@
         </w:trPr>
         <w:tc>
           <w:tcPr>
-            <w:tcW w:w="620" w:type="dxa"/>
-            <w:vAlign w:val="center"/>
-          </w:tcPr>
-          <w:p>
-            <w:pPr>
-              <w:spacing w:before="0" w:after="0" w:line="240" w:lineRule="auto"/>
-              <w:jc w:val="center"/>
-            </w:pPr>
-            <w:r>
-              <w:rPr>
-                <w:rFonts w:ascii="Arial" w:hAnsi="Arial" w:cs="Arial"/>
-                <w:sz w:val="16"/>
-                <w:szCs w:val="16"/>
+            <w:tcW w:w="500" w:type="dxa"/>
+            <w:vAlign w:val="center"/>
+          </w:tcPr>
+          <w:p>
+            <w:pPr>
+              <w:spacing w:before="0" w:after="0" w:line="240" w:lineRule="auto"/>
+              <w:jc w:val="center"/>
+            </w:pPr>
+            <w:r>
+              <w:rPr>
+                <w:rFonts w:ascii="Arial" w:hAnsi="Arial" w:cs="Arial"/>
+                <w:sz w:val="14"/>
+                <w:szCs w:val="14"/>
+              </w:rPr>
+            </w:r>
+          </w:p>
+        </w:tc>
+        <w:tc>
+          <w:tcPr>
+            <w:tcW w:w="1600" w:type="dxa"/>
+            <w:vAlign w:val="center"/>
+          </w:tcPr>
+          <w:p>
+            <w:pPr>
+              <w:spacing w:before="0" w:after="0" w:line="240" w:lineRule="auto"/>
+              <w:jc w:val="center"/>
+            </w:pPr>
+            <w:r>
+              <w:rPr>
+                <w:rFonts w:ascii="Arial" w:hAnsi="Arial" w:cs="Arial"/>
+                <w:sz w:val="14"/>
+                <w:szCs w:val="14"/>
               </w:rPr>
             </w:r>
           </w:p>
@@ -1536,46 +1792,84 @@
             <w:r>
               <w:rPr>
                 <w:rFonts w:ascii="Arial" w:hAnsi="Arial" w:cs="Arial"/>
-                <w:sz w:val="16"/>
-                <w:szCs w:val="16"/>
-              </w:rPr>
-            </w:r>
-          </w:p>
-        </w:tc>
-        <w:tc>
-          <w:tcPr>
-            <w:tcW w:w="5118" w:type="dxa"/>
-            <w:vAlign w:val="center"/>
-          </w:tcPr>
-          <w:p>
-            <w:pPr>
-              <w:spacing w:before="0" w:after="0" w:line="240" w:lineRule="auto"/>
-              <w:jc w:val="center"/>
-            </w:pPr>
-            <w:r>
-              <w:rPr>
-                <w:rFonts w:ascii="Arial" w:hAnsi="Arial" w:cs="Arial"/>
-                <w:sz w:val="16"/>
-                <w:szCs w:val="16"/>
-              </w:rPr>
-            </w:r>
-          </w:p>
-        </w:tc>
-        <w:tc>
-          <w:tcPr>
-            <w:tcW w:w="1500" w:type="dxa"/>
-            <w:vAlign w:val="center"/>
-          </w:tcPr>
-          <w:p>
-            <w:pPr>
-              <w:spacing w:before="0" w:after="0" w:line="240" w:lineRule="auto"/>
-              <w:jc w:val="center"/>
-            </w:pPr>
-            <w:r>
-              <w:rPr>
-                <w:rFonts w:ascii="Arial" w:hAnsi="Arial" w:cs="Arial"/>
-                <w:sz w:val="16"/>
-                <w:szCs w:val="16"/>
+                <w:sz w:val="14"/>
+                <w:szCs w:val="14"/>
+              </w:rPr>
+            </w:r>
+          </w:p>
+        </w:tc>
+        <w:tc>
+          <w:tcPr>
+            <w:tcW w:w="1400" w:type="dxa"/>
+            <w:vAlign w:val="center"/>
+          </w:tcPr>
+          <w:p>
+            <w:pPr>
+              <w:spacing w:before="0" w:after="0" w:line="240" w:lineRule="auto"/>
+              <w:jc w:val="center"/>
+            </w:pPr>
+            <w:r>
+              <w:rPr>
+                <w:rFonts w:ascii="Arial" w:hAnsi="Arial" w:cs="Arial"/>
+                <w:sz w:val="14"/>
+                <w:szCs w:val="14"/>
+              </w:rPr>
+            </w:r>
+          </w:p>
+        </w:tc>
+        <w:tc>
+          <w:tcPr>
+            <w:tcW w:w="1300" w:type="dxa"/>
+            <w:vAlign w:val="center"/>
+          </w:tcPr>
+          <w:p>
+            <w:pPr>
+              <w:spacing w:before="0" w:after="0" w:line="240" w:lineRule="auto"/>
+              <w:jc w:val="center"/>
+            </w:pPr>
+            <w:r>
+              <w:rPr>
+                <w:rFonts w:ascii="Arial" w:hAnsi="Arial" w:cs="Arial"/>
+                <w:sz w:val="14"/>
+                <w:szCs w:val="14"/>
+              </w:rPr>
+            </w:r>
+          </w:p>
+        </w:tc>
+        <w:tc>
+          <w:tcPr>
+            <w:tcW w:w="1000" w:type="dxa"/>
+            <w:vAlign w:val="center"/>
+          </w:tcPr>
+          <w:p>
+            <w:pPr>
+              <w:spacing w:before="0" w:after="0" w:line="240" w:lineRule="auto"/>
+              <w:jc w:val="center"/>
+            </w:pPr>
+            <w:r>
+              <w:rPr>
+                <w:rFonts w:ascii="Arial" w:hAnsi="Arial" w:cs="Arial"/>
+                <w:sz w:val="14"/>
+                <w:szCs w:val="14"/>
+              </w:rPr>
+            </w:r>
+          </w:p>
+        </w:tc>
+        <w:tc>
+          <w:tcPr>
+            <w:tcW w:w="1438" w:type="dxa"/>
+            <w:vAlign w:val="center"/>
+          </w:tcPr>
+          <w:p>
+            <w:pPr>
+              <w:spacing w:before="0" w:after="0" w:line="240" w:lineRule="auto"/>
+              <w:jc w:val="center"/>
+            </w:pPr>
+            <w:r>
+              <w:rPr>
+                <w:rFonts w:ascii="Arial" w:hAnsi="Arial" w:cs="Arial"/>
+                <w:sz w:val="14"/>
+                <w:szCs w:val="14"/>
               </w:rPr>
             </w:r>
           </w:p>
@@ -1588,19 +1882,38 @@
         </w:trPr>
         <w:tc>
           <w:tcPr>
-            <w:tcW w:w="620" w:type="dxa"/>
-            <w:vAlign w:val="center"/>
-          </w:tcPr>
-          <w:p>
-            <w:pPr>
-              <w:spacing w:before="0" w:after="0" w:line="240" w:lineRule="auto"/>
-              <w:jc w:val="center"/>
-            </w:pPr>
-            <w:r>
-              <w:rPr>
-                <w:rFonts w:ascii="Arial" w:hAnsi="Arial" w:cs="Arial"/>
-                <w:sz w:val="16"/>
-                <w:szCs w:val="16"/>
+            <w:tcW w:w="500" w:type="dxa"/>
+            <w:vAlign w:val="center"/>
+          </w:tcPr>
+          <w:p>
+            <w:pPr>
+              <w:spacing w:before="0" w:after="0" w:line="240" w:lineRule="auto"/>
+              <w:jc w:val="center"/>
+            </w:pPr>
+            <w:r>
+              <w:rPr>
+                <w:rFonts w:ascii="Arial" w:hAnsi="Arial" w:cs="Arial"/>
+                <w:sz w:val="14"/>
+                <w:szCs w:val="14"/>
+              </w:rPr>
+            </w:r>
+          </w:p>
+        </w:tc>
+        <w:tc>
+          <w:tcPr>
+            <w:tcW w:w="1600" w:type="dxa"/>
+            <w:vAlign w:val="center"/>
+          </w:tcPr>
+          <w:p>
+            <w:pPr>
+              <w:spacing w:before="0" w:after="0" w:line="240" w:lineRule="auto"/>
+              <w:jc w:val="center"/>
+            </w:pPr>
+            <w:r>
+              <w:rPr>
+                <w:rFonts w:ascii="Arial" w:hAnsi="Arial" w:cs="Arial"/>
+                <w:sz w:val="14"/>
+                <w:szCs w:val="14"/>
               </w:rPr>
             </w:r>
           </w:p>
@@ -1618,46 +1931,84 @@
             <w:r>
               <w:rPr>
                 <w:rFonts w:ascii="Arial" w:hAnsi="Arial" w:cs="Arial"/>
-                <w:sz w:val="16"/>
-                <w:szCs w:val="16"/>
-              </w:rPr>
-            </w:r>
-          </w:p>
-        </w:tc>
-        <w:tc>
-          <w:tcPr>
-            <w:tcW w:w="5118" w:type="dxa"/>
-            <w:vAlign w:val="center"/>
-          </w:tcPr>
-          <w:p>
-            <w:pPr>
-              <w:spacing w:before="0" w:after="0" w:line="240" w:lineRule="auto"/>
-              <w:jc w:val="center"/>
-            </w:pPr>
-            <w:r>
-              <w:rPr>
-                <w:rFonts w:ascii="Arial" w:hAnsi="Arial" w:cs="Arial"/>
-                <w:sz w:val="16"/>
-                <w:szCs w:val="16"/>
-              </w:rPr>
-            </w:r>
-          </w:p>
-        </w:tc>
-        <w:tc>
-          <w:tcPr>
-            <w:tcW w:w="1500" w:type="dxa"/>
-            <w:vAlign w:val="center"/>
-          </w:tcPr>
-          <w:p>
-            <w:pPr>
-              <w:spacing w:before="0" w:after="0" w:line="240" w:lineRule="auto"/>
-              <w:jc w:val="center"/>
-            </w:pPr>
-            <w:r>
-              <w:rPr>
-                <w:rFonts w:ascii="Arial" w:hAnsi="Arial" w:cs="Arial"/>
-                <w:sz w:val="16"/>
-                <w:szCs w:val="16"/>
+                <w:sz w:val="14"/>
+                <w:szCs w:val="14"/>
+              </w:rPr>
+            </w:r>
+          </w:p>
+        </w:tc>
+        <w:tc>
+          <w:tcPr>
+            <w:tcW w:w="1400" w:type="dxa"/>
+            <w:vAlign w:val="center"/>
+          </w:tcPr>
+          <w:p>
+            <w:pPr>
+              <w:spacing w:before="0" w:after="0" w:line="240" w:lineRule="auto"/>
+              <w:jc w:val="center"/>
+            </w:pPr>
+            <w:r>
+              <w:rPr>
+                <w:rFonts w:ascii="Arial" w:hAnsi="Arial" w:cs="Arial"/>
+                <w:sz w:val="14"/>
+                <w:szCs w:val="14"/>
+              </w:rPr>
+            </w:r>
+          </w:p>
+        </w:tc>
+        <w:tc>
+          <w:tcPr>
+            <w:tcW w:w="1300" w:type="dxa"/>
+            <w:vAlign w:val="center"/>
+          </w:tcPr>
+          <w:p>
+            <w:pPr>
+              <w:spacing w:before="0" w:after="0" w:line="240" w:lineRule="auto"/>
+              <w:jc w:val="center"/>
+            </w:pPr>
+            <w:r>
+              <w:rPr>
+                <w:rFonts w:ascii="Arial" w:hAnsi="Arial" w:cs="Arial"/>
+                <w:sz w:val="14"/>
+                <w:szCs w:val="14"/>
+              </w:rPr>
+            </w:r>
+          </w:p>
+        </w:tc>
+        <w:tc>
+          <w:tcPr>
+            <w:tcW w:w="1000" w:type="dxa"/>
+            <w:vAlign w:val="center"/>
+          </w:tcPr>
+          <w:p>
+            <w:pPr>
+              <w:spacing w:before="0" w:after="0" w:line="240" w:lineRule="auto"/>
+              <w:jc w:val="center"/>
+            </w:pPr>
+            <w:r>
+              <w:rPr>
+                <w:rFonts w:ascii="Arial" w:hAnsi="Arial" w:cs="Arial"/>
+                <w:sz w:val="14"/>
+                <w:szCs w:val="14"/>
+              </w:rPr>
+            </w:r>
+          </w:p>
+        </w:tc>
+        <w:tc>
+          <w:tcPr>
+            <w:tcW w:w="1438" w:type="dxa"/>
+            <w:vAlign w:val="center"/>
+          </w:tcPr>
+          <w:p>
+            <w:pPr>
+              <w:spacing w:before="0" w:after="0" w:line="240" w:lineRule="auto"/>
+              <w:jc w:val="center"/>
+            </w:pPr>
+            <w:r>
+              <w:rPr>
+                <w:rFonts w:ascii="Arial" w:hAnsi="Arial" w:cs="Arial"/>
+                <w:sz w:val="14"/>
+                <w:szCs w:val="14"/>
               </w:rPr>
             </w:r>
           </w:p>
@@ -1670,19 +2021,38 @@
         </w:trPr>
         <w:tc>
           <w:tcPr>
-            <w:tcW w:w="620" w:type="dxa"/>
-            <w:vAlign w:val="center"/>
-          </w:tcPr>
-          <w:p>
-            <w:pPr>
-              <w:spacing w:before="0" w:after="0" w:line="240" w:lineRule="auto"/>
-              <w:jc w:val="center"/>
-            </w:pPr>
-            <w:r>
-              <w:rPr>
-                <w:rFonts w:ascii="Arial" w:hAnsi="Arial" w:cs="Arial"/>
-                <w:sz w:val="16"/>
-                <w:szCs w:val="16"/>
+            <w:tcW w:w="500" w:type="dxa"/>
+            <w:vAlign w:val="center"/>
+          </w:tcPr>
+          <w:p>
+            <w:pPr>
+              <w:spacing w:before="0" w:after="0" w:line="240" w:lineRule="auto"/>
+              <w:jc w:val="center"/>
+            </w:pPr>
+            <w:r>
+              <w:rPr>
+                <w:rFonts w:ascii="Arial" w:hAnsi="Arial" w:cs="Arial"/>
+                <w:sz w:val="14"/>
+                <w:szCs w:val="14"/>
+              </w:rPr>
+            </w:r>
+          </w:p>
+        </w:tc>
+        <w:tc>
+          <w:tcPr>
+            <w:tcW w:w="1600" w:type="dxa"/>
+            <w:vAlign w:val="center"/>
+          </w:tcPr>
+          <w:p>
+            <w:pPr>
+              <w:spacing w:before="0" w:after="0" w:line="240" w:lineRule="auto"/>
+              <w:jc w:val="center"/>
+            </w:pPr>
+            <w:r>
+              <w:rPr>
+                <w:rFonts w:ascii="Arial" w:hAnsi="Arial" w:cs="Arial"/>
+                <w:sz w:val="14"/>
+                <w:szCs w:val="14"/>
               </w:rPr>
             </w:r>
           </w:p>
@@ -1700,46 +2070,84 @@
             <w:r>
               <w:rPr>
                 <w:rFonts w:ascii="Arial" w:hAnsi="Arial" w:cs="Arial"/>
-                <w:sz w:val="16"/>
-                <w:szCs w:val="16"/>
-              </w:rPr>
-            </w:r>
-          </w:p>
-        </w:tc>
-        <w:tc>
-          <w:tcPr>
-            <w:tcW w:w="5118" w:type="dxa"/>
-            <w:vAlign w:val="center"/>
-          </w:tcPr>
-          <w:p>
-            <w:pPr>
-              <w:spacing w:before="0" w:after="0" w:line="240" w:lineRule="auto"/>
-              <w:jc w:val="center"/>
-            </w:pPr>
-            <w:r>
-              <w:rPr>
-                <w:rFonts w:ascii="Arial" w:hAnsi="Arial" w:cs="Arial"/>
-                <w:sz w:val="16"/>
-                <w:szCs w:val="16"/>
-              </w:rPr>
-            </w:r>
-          </w:p>
-        </w:tc>
-        <w:tc>
-          <w:tcPr>
-            <w:tcW w:w="1500" w:type="dxa"/>
-            <w:vAlign w:val="center"/>
-          </w:tcPr>
-          <w:p>
-            <w:pPr>
-              <w:spacing w:before="0" w:after="0" w:line="240" w:lineRule="auto"/>
-              <w:jc w:val="center"/>
-            </w:pPr>
-            <w:r>
-              <w:rPr>
-                <w:rFonts w:ascii="Arial" w:hAnsi="Arial" w:cs="Arial"/>
-                <w:sz w:val="16"/>
-                <w:szCs w:val="16"/>
+                <w:sz w:val="14"/>
+                <w:szCs w:val="14"/>
+              </w:rPr>
+            </w:r>
+          </w:p>
+        </w:tc>
+        <w:tc>
+          <w:tcPr>
+            <w:tcW w:w="1400" w:type="dxa"/>
+            <w:vAlign w:val="center"/>
+          </w:tcPr>
+          <w:p>
+            <w:pPr>
+              <w:spacing w:before="0" w:after="0" w:line="240" w:lineRule="auto"/>
+              <w:jc w:val="center"/>
+            </w:pPr>
+            <w:r>
+              <w:rPr>
+                <w:rFonts w:ascii="Arial" w:hAnsi="Arial" w:cs="Arial"/>
+                <w:sz w:val="14"/>
+                <w:szCs w:val="14"/>
+              </w:rPr>
+            </w:r>
+          </w:p>
+        </w:tc>
+        <w:tc>
+          <w:tcPr>
+            <w:tcW w:w="1300" w:type="dxa"/>
+            <w:vAlign w:val="center"/>
+          </w:tcPr>
+          <w:p>
+            <w:pPr>
+              <w:spacing w:before="0" w:after="0" w:line="240" w:lineRule="auto"/>
+              <w:jc w:val="center"/>
+            </w:pPr>
+            <w:r>
+              <w:rPr>
+                <w:rFonts w:ascii="Arial" w:hAnsi="Arial" w:cs="Arial"/>
+                <w:sz w:val="14"/>
+                <w:szCs w:val="14"/>
+              </w:rPr>
+            </w:r>
+          </w:p>
+        </w:tc>
+        <w:tc>
+          <w:tcPr>
+            <w:tcW w:w="1000" w:type="dxa"/>
+            <w:vAlign w:val="center"/>
+          </w:tcPr>
+          <w:p>
+            <w:pPr>
+              <w:spacing w:before="0" w:after="0" w:line="240" w:lineRule="auto"/>
+              <w:jc w:val="center"/>
+            </w:pPr>
+            <w:r>
+              <w:rPr>
+                <w:rFonts w:ascii="Arial" w:hAnsi="Arial" w:cs="Arial"/>
+                <w:sz w:val="14"/>
+                <w:szCs w:val="14"/>
+              </w:rPr>
+            </w:r>
+          </w:p>
+        </w:tc>
+        <w:tc>
+          <w:tcPr>
+            <w:tcW w:w="1438" w:type="dxa"/>
+            <w:vAlign w:val="center"/>
+          </w:tcPr>
+          <w:p>
+            <w:pPr>
+              <w:spacing w:before="0" w:after="0" w:line="240" w:lineRule="auto"/>
+              <w:jc w:val="center"/>
+            </w:pPr>
+            <w:r>
+              <w:rPr>
+                <w:rFonts w:ascii="Arial" w:hAnsi="Arial" w:cs="Arial"/>
+                <w:sz w:val="14"/>
+                <w:szCs w:val="14"/>
               </w:rPr>
             </w:r>
           </w:p>
@@ -1752,19 +2160,38 @@
         </w:trPr>
         <w:tc>
           <w:tcPr>
-            <w:tcW w:w="620" w:type="dxa"/>
-            <w:vAlign w:val="center"/>
-          </w:tcPr>
-          <w:p>
-            <w:pPr>
-              <w:spacing w:before="0" w:after="0" w:line="240" w:lineRule="auto"/>
-              <w:jc w:val="center"/>
-            </w:pPr>
-            <w:r>
-              <w:rPr>
-                <w:rFonts w:ascii="Arial" w:hAnsi="Arial" w:cs="Arial"/>
-                <w:sz w:val="16"/>
-                <w:szCs w:val="16"/>
+            <w:tcW w:w="500" w:type="dxa"/>
+            <w:vAlign w:val="center"/>
+          </w:tcPr>
+          <w:p>
+            <w:pPr>
+              <w:spacing w:before="0" w:after="0" w:line="240" w:lineRule="auto"/>
+              <w:jc w:val="center"/>
+            </w:pPr>
+            <w:r>
+              <w:rPr>
+                <w:rFonts w:ascii="Arial" w:hAnsi="Arial" w:cs="Arial"/>
+                <w:sz w:val="14"/>
+                <w:szCs w:val="14"/>
+              </w:rPr>
+            </w:r>
+          </w:p>
+        </w:tc>
+        <w:tc>
+          <w:tcPr>
+            <w:tcW w:w="1600" w:type="dxa"/>
+            <w:vAlign w:val="center"/>
+          </w:tcPr>
+          <w:p>
+            <w:pPr>
+              <w:spacing w:before="0" w:after="0" w:line="240" w:lineRule="auto"/>
+              <w:jc w:val="center"/>
+            </w:pPr>
+            <w:r>
+              <w:rPr>
+                <w:rFonts w:ascii="Arial" w:hAnsi="Arial" w:cs="Arial"/>
+                <w:sz w:val="14"/>
+                <w:szCs w:val="14"/>
               </w:rPr>
             </w:r>
           </w:p>
@@ -1782,46 +2209,84 @@
             <w:r>
               <w:rPr>
                 <w:rFonts w:ascii="Arial" w:hAnsi="Arial" w:cs="Arial"/>
-                <w:sz w:val="16"/>
-                <w:szCs w:val="16"/>
-              </w:rPr>
-            </w:r>
-          </w:p>
-        </w:tc>
-        <w:tc>
-          <w:tcPr>
-            <w:tcW w:w="5118" w:type="dxa"/>
-            <w:vAlign w:val="center"/>
-          </w:tcPr>
-          <w:p>
-            <w:pPr>
-              <w:spacing w:before="0" w:after="0" w:line="240" w:lineRule="auto"/>
-              <w:jc w:val="center"/>
-            </w:pPr>
-            <w:r>
-              <w:rPr>
-                <w:rFonts w:ascii="Arial" w:hAnsi="Arial" w:cs="Arial"/>
-                <w:sz w:val="16"/>
-                <w:szCs w:val="16"/>
-              </w:rPr>
-            </w:r>
-          </w:p>
-        </w:tc>
-        <w:tc>
-          <w:tcPr>
-            <w:tcW w:w="1500" w:type="dxa"/>
-            <w:vAlign w:val="center"/>
-          </w:tcPr>
-          <w:p>
-            <w:pPr>
-              <w:spacing w:before="0" w:after="0" w:line="240" w:lineRule="auto"/>
-              <w:jc w:val="center"/>
-            </w:pPr>
-            <w:r>
-              <w:rPr>
-                <w:rFonts w:ascii="Arial" w:hAnsi="Arial" w:cs="Arial"/>
-                <w:sz w:val="16"/>
-                <w:szCs w:val="16"/>
+                <w:sz w:val="14"/>
+                <w:szCs w:val="14"/>
+              </w:rPr>
+            </w:r>
+          </w:p>
+        </w:tc>
+        <w:tc>
+          <w:tcPr>
+            <w:tcW w:w="1400" w:type="dxa"/>
+            <w:vAlign w:val="center"/>
+          </w:tcPr>
+          <w:p>
+            <w:pPr>
+              <w:spacing w:before="0" w:after="0" w:line="240" w:lineRule="auto"/>
+              <w:jc w:val="center"/>
+            </w:pPr>
+            <w:r>
+              <w:rPr>
+                <w:rFonts w:ascii="Arial" w:hAnsi="Arial" w:cs="Arial"/>
+                <w:sz w:val="14"/>
+                <w:szCs w:val="14"/>
+              </w:rPr>
+            </w:r>
+          </w:p>
+        </w:tc>
+        <w:tc>
+          <w:tcPr>
+            <w:tcW w:w="1300" w:type="dxa"/>
+            <w:vAlign w:val="center"/>
+          </w:tcPr>
+          <w:p>
+            <w:pPr>
+              <w:spacing w:before="0" w:after="0" w:line="240" w:lineRule="auto"/>
+              <w:jc w:val="center"/>
+            </w:pPr>
+            <w:r>
+              <w:rPr>
+                <w:rFonts w:ascii="Arial" w:hAnsi="Arial" w:cs="Arial"/>
+                <w:sz w:val="14"/>
+                <w:szCs w:val="14"/>
+              </w:rPr>
+            </w:r>
+          </w:p>
+        </w:tc>
+        <w:tc>
+          <w:tcPr>
+            <w:tcW w:w="1000" w:type="dxa"/>
+            <w:vAlign w:val="center"/>
+          </w:tcPr>
+          <w:p>
+            <w:pPr>
+              <w:spacing w:before="0" w:after="0" w:line="240" w:lineRule="auto"/>
+              <w:jc w:val="center"/>
+            </w:pPr>
+            <w:r>
+              <w:rPr>
+                <w:rFonts w:ascii="Arial" w:hAnsi="Arial" w:cs="Arial"/>
+                <w:sz w:val="14"/>
+                <w:szCs w:val="14"/>
+              </w:rPr>
+            </w:r>
+          </w:p>
+        </w:tc>
+        <w:tc>
+          <w:tcPr>
+            <w:tcW w:w="1438" w:type="dxa"/>
+            <w:vAlign w:val="center"/>
+          </w:tcPr>
+          <w:p>
+            <w:pPr>
+              <w:spacing w:before="0" w:after="0" w:line="240" w:lineRule="auto"/>
+              <w:jc w:val="center"/>
+            </w:pPr>
+            <w:r>
+              <w:rPr>
+                <w:rFonts w:ascii="Arial" w:hAnsi="Arial" w:cs="Arial"/>
+                <w:sz w:val="14"/>
+                <w:szCs w:val="14"/>
               </w:rPr>
             </w:r>
           </w:p>
@@ -1834,19 +2299,38 @@
         </w:trPr>
         <w:tc>
           <w:tcPr>
-            <w:tcW w:w="620" w:type="dxa"/>
-            <w:vAlign w:val="center"/>
-          </w:tcPr>
-          <w:p>
-            <w:pPr>
-              <w:spacing w:before="0" w:after="0" w:line="240" w:lineRule="auto"/>
-              <w:jc w:val="center"/>
-            </w:pPr>
-            <w:r>
-              <w:rPr>
-                <w:rFonts w:ascii="Arial" w:hAnsi="Arial" w:cs="Arial"/>
-                <w:sz w:val="16"/>
-                <w:szCs w:val="16"/>
+            <w:tcW w:w="500" w:type="dxa"/>
+            <w:vAlign w:val="center"/>
+          </w:tcPr>
+          <w:p>
+            <w:pPr>
+              <w:spacing w:before="0" w:after="0" w:line="240" w:lineRule="auto"/>
+              <w:jc w:val="center"/>
+            </w:pPr>
+            <w:r>
+              <w:rPr>
+                <w:rFonts w:ascii="Arial" w:hAnsi="Arial" w:cs="Arial"/>
+                <w:sz w:val="14"/>
+                <w:szCs w:val="14"/>
+              </w:rPr>
+            </w:r>
+          </w:p>
+        </w:tc>
+        <w:tc>
+          <w:tcPr>
+            <w:tcW w:w="1600" w:type="dxa"/>
+            <w:vAlign w:val="center"/>
+          </w:tcPr>
+          <w:p>
+            <w:pPr>
+              <w:spacing w:before="0" w:after="0" w:line="240" w:lineRule="auto"/>
+              <w:jc w:val="center"/>
+            </w:pPr>
+            <w:r>
+              <w:rPr>
+                <w:rFonts w:ascii="Arial" w:hAnsi="Arial" w:cs="Arial"/>
+                <w:sz w:val="14"/>
+                <w:szCs w:val="14"/>
               </w:rPr>
             </w:r>
           </w:p>
@@ -1864,46 +2348,84 @@
             <w:r>
               <w:rPr>
                 <w:rFonts w:ascii="Arial" w:hAnsi="Arial" w:cs="Arial"/>
-                <w:sz w:val="16"/>
-                <w:szCs w:val="16"/>
-              </w:rPr>
-            </w:r>
-          </w:p>
-        </w:tc>
-        <w:tc>
-          <w:tcPr>
-            <w:tcW w:w="5118" w:type="dxa"/>
-            <w:vAlign w:val="center"/>
-          </w:tcPr>
-          <w:p>
-            <w:pPr>
-              <w:spacing w:before="0" w:after="0" w:line="240" w:lineRule="auto"/>
-              <w:jc w:val="center"/>
-            </w:pPr>
-            <w:r>
-              <w:rPr>
-                <w:rFonts w:ascii="Arial" w:hAnsi="Arial" w:cs="Arial"/>
-                <w:sz w:val="16"/>
-                <w:szCs w:val="16"/>
-              </w:rPr>
-            </w:r>
-          </w:p>
-        </w:tc>
-        <w:tc>
-          <w:tcPr>
-            <w:tcW w:w="1500" w:type="dxa"/>
-            <w:vAlign w:val="center"/>
-          </w:tcPr>
-          <w:p>
-            <w:pPr>
-              <w:spacing w:before="0" w:after="0" w:line="240" w:lineRule="auto"/>
-              <w:jc w:val="center"/>
-            </w:pPr>
-            <w:r>
-              <w:rPr>
-                <w:rFonts w:ascii="Arial" w:hAnsi="Arial" w:cs="Arial"/>
-                <w:sz w:val="16"/>
-                <w:szCs w:val="16"/>
+                <w:sz w:val="14"/>
+                <w:szCs w:val="14"/>
+              </w:rPr>
+            </w:r>
+          </w:p>
+        </w:tc>
+        <w:tc>
+          <w:tcPr>
+            <w:tcW w:w="1400" w:type="dxa"/>
+            <w:vAlign w:val="center"/>
+          </w:tcPr>
+          <w:p>
+            <w:pPr>
+              <w:spacing w:before="0" w:after="0" w:line="240" w:lineRule="auto"/>
+              <w:jc w:val="center"/>
+            </w:pPr>
+            <w:r>
+              <w:rPr>
+                <w:rFonts w:ascii="Arial" w:hAnsi="Arial" w:cs="Arial"/>
+                <w:sz w:val="14"/>
+                <w:szCs w:val="14"/>
+              </w:rPr>
+            </w:r>
+          </w:p>
+        </w:tc>
+        <w:tc>
+          <w:tcPr>
+            <w:tcW w:w="1300" w:type="dxa"/>
+            <w:vAlign w:val="center"/>
+          </w:tcPr>
+          <w:p>
+            <w:pPr>
+              <w:spacing w:before="0" w:after="0" w:line="240" w:lineRule="auto"/>
+              <w:jc w:val="center"/>
+            </w:pPr>
+            <w:r>
+              <w:rPr>
+                <w:rFonts w:ascii="Arial" w:hAnsi="Arial" w:cs="Arial"/>
+                <w:sz w:val="14"/>
+                <w:szCs w:val="14"/>
+              </w:rPr>
+            </w:r>
+          </w:p>
+        </w:tc>
+        <w:tc>
+          <w:tcPr>
+            <w:tcW w:w="1000" w:type="dxa"/>
+            <w:vAlign w:val="center"/>
+          </w:tcPr>
+          <w:p>
+            <w:pPr>
+              <w:spacing w:before="0" w:after="0" w:line="240" w:lineRule="auto"/>
+              <w:jc w:val="center"/>
+            </w:pPr>
+            <w:r>
+              <w:rPr>
+                <w:rFonts w:ascii="Arial" w:hAnsi="Arial" w:cs="Arial"/>
+                <w:sz w:val="14"/>
+                <w:szCs w:val="14"/>
+              </w:rPr>
+            </w:r>
+          </w:p>
+        </w:tc>
+        <w:tc>
+          <w:tcPr>
+            <w:tcW w:w="1438" w:type="dxa"/>
+            <w:vAlign w:val="center"/>
+          </w:tcPr>
+          <w:p>
+            <w:pPr>
+              <w:spacing w:before="0" w:after="0" w:line="240" w:lineRule="auto"/>
+              <w:jc w:val="center"/>
+            </w:pPr>
+            <w:r>
+              <w:rPr>
+                <w:rFonts w:ascii="Arial" w:hAnsi="Arial" w:cs="Arial"/>
+                <w:sz w:val="14"/>
+                <w:szCs w:val="14"/>
               </w:rPr>
             </w:r>
           </w:p>
@@ -1954,7 +2476,7 @@
     </w:tblGrid>
     <w:tr>
       <w:trPr>
-        <w:trHeight w:val="280" w:hRule="exact"/>
+        <w:trHeight w:val="280" w:hRule="atLeast"/>
         <w:cantSplit/>
       </w:trPr>
       <w:tc>
@@ -1984,10 +2506,12 @@
             <w:rPr>
               <w:rFonts w:ascii="Arial" w:hAnsi="Arial" w:cs="Arial"/>
               <w:b/>
-              <w:sz w:val="26"/>
-              <w:szCs w:val="26"/>
+              <w:sz w:val="24"/>
+              <w:szCs w:val="24"/>
             </w:rPr>
-            <w:t xml:space="preserve">Berita Acara Hasil Asset Opname dan Tindak Lanjut data DB</w:t>
+            <w:t xml:space="preserve">Berita Acara Hasil Asset
+Opname dan Tindak Lanjut
+data DB</w:t>
           </w:r>
         </w:p>
       </w:tc>
@@ -1999,13 +2523,13 @@
         </w:tcPr>
         <w:p>
           <w:pPr>
-            <w:spacing w:before="0" w:after="0" w:line="240" w:lineRule="auto"/>
+            <w:spacing w:before="0" w:after="0" w:line="264" w:lineRule="auto"/>
             <w:jc w:val="center"/>
           </w:pPr>
           <w:r>
             <w:drawing>
               <wp:inline distT="0" distB="0" distL="0" distR="0">
-                <wp:extent cx="1296000" cy="572260"/>
+                <wp:extent cx="1400000" cy="358400"/>
                 <wp:effectExtent l="0" t="0" r="0" b="0"/>
                 <wp:docPr id="1" name="Logo Lintasarta" descr="Lintasarta"/>
                 <wp:cNvGraphicFramePr>
@@ -2027,7 +2551,7 @@
                       <pic:spPr>
                         <a:xfrm>
                           <a:off x="0" y="0"/>
-                          <a:ext cx="1296000" cy="572260"/>
+                          <a:ext cx="1400000" cy="358400"/>
                         </a:xfrm>
                         <a:prstGeom prst="rect">
                           <a:avLst/>

--- a/database/templates/BA_Asset_Opname_Tindak_Lanjut_DB.docx
+++ b/database/templates/BA_Asset_Opname_Tindak_Lanjut_DB.docx
@@ -295,7 +295,7 @@
                 <w:sz w:val="17"/>
                 <w:szCs w:val="17"/>
               </w:rPr>
-              <w:t xml:space="preserve">0</w:t>
+              <w:t xml:space="preserve">[MATCH]</w:t>
             </w:r>
           </w:p>
         </w:tc>
@@ -315,7 +315,7 @@
                 <w:sz w:val="17"/>
                 <w:szCs w:val="17"/>
               </w:rPr>
-              <w:t xml:space="preserve">0</w:t>
+              <w:t xml:space="preserve">[FISIK]</w:t>
             </w:r>
           </w:p>
         </w:tc>
@@ -335,7 +335,7 @@
                 <w:sz w:val="17"/>
                 <w:szCs w:val="17"/>
               </w:rPr>
-              <w:t xml:space="preserve">0</w:t>
+              <w:t xml:space="preserve">[DB]</w:t>
             </w:r>
           </w:p>
         </w:tc>
@@ -355,7 +355,7 @@
                 <w:sz w:val="17"/>
                 <w:szCs w:val="17"/>
               </w:rPr>
-              <w:t xml:space="preserve">100%</w:t>
+              <w:t xml:space="preserve">[PENCAPAIAN]</w:t>
             </w:r>
           </w:p>
         </w:tc>
@@ -639,7 +639,7 @@
                 <w:sz w:val="17"/>
                 <w:szCs w:val="17"/>
               </w:rPr>
-              <w:t xml:space="preserve">0</w:t>
+              <w:t xml:space="preserve">[TOTAL DB]</w:t>
             </w:r>
           </w:p>
         </w:tc>
@@ -659,7 +659,7 @@
                 <w:sz w:val="17"/>
                 <w:szCs w:val="17"/>
               </w:rPr>
-              <w:t xml:space="preserve">0</w:t>
+              <w:t xml:space="preserve">[SOLVED DB]</w:t>
             </w:r>
           </w:p>
         </w:tc>
@@ -679,7 +679,7 @@
                 <w:sz w:val="17"/>
                 <w:szCs w:val="17"/>
               </w:rPr>
-              <w:t xml:space="preserve">0</w:t>
+              <w:t xml:space="preserve">[UNSOLVED DB]</w:t>
             </w:r>
           </w:p>
         </w:tc>
@@ -699,7 +699,7 @@
                 <w:sz w:val="17"/>
                 <w:szCs w:val="17"/>
               </w:rPr>
-              <w:t xml:space="preserve">0</w:t>
+              <w:t xml:space="preserve">[NEW DB]</w:t>
             </w:r>
           </w:p>
         </w:tc>
@@ -732,7 +732,7 @@
           <w:sz w:val="18"/>
           <w:szCs w:val="18"/>
         </w:rPr>
-        <w:t xml:space="preserve">Adapun data DB ini terjadi karena tidak ada inputan flasma/prisma.</w:t>
+        <w:t xml:space="preserve">Adapun data DB ini terjadi karena [KETERANGAN DB].</w:t>
       </w:r>
     </w:p>
     <w:p>
@@ -829,7 +829,7 @@
                 <w:sz w:val="16"/>
                 <w:szCs w:val="16"/>
               </w:rPr>
-              <w:t xml:space="preserve">Head-Central Java And DIY Operation</w:t>
+              <w:t xml:space="preserve">[JOB TITLE AVP]</w:t>
             </w:r>
           </w:p>
         </w:tc>
@@ -863,7 +863,7 @@
                 <w:sz w:val="16"/>
                 <w:szCs w:val="16"/>
               </w:rPr>
-              <w:t xml:space="preserve">Head-Central Region Operation</w:t>
+              <w:t xml:space="preserve">[JOB TITLE FVP]</w:t>
             </w:r>
           </w:p>
         </w:tc>
@@ -931,7 +931,7 @@
                 <w:sz w:val="16"/>
                 <w:szCs w:val="16"/>
               </w:rPr>
-              <w:t xml:space="preserve">( ........................................ )</w:t>
+              <w:t xml:space="preserve">( [NAMA PJ STOCK OPNAME] )</w:t>
             </w:r>
           </w:p>
         </w:tc>
@@ -951,7 +951,7 @@
                 <w:sz w:val="16"/>
                 <w:szCs w:val="16"/>
               </w:rPr>
-              <w:t xml:space="preserve">( ........................................ )</w:t>
+              <w:t xml:space="preserve">( [NAMA AVP] )</w:t>
             </w:r>
           </w:p>
         </w:tc>
@@ -971,7 +971,7 @@
                 <w:sz w:val="16"/>
                 <w:szCs w:val="16"/>
               </w:rPr>
-              <w:t xml:space="preserve">( ........................................ )</w:t>
+              <w:t xml:space="preserve">( [NAMA FVP] )</w:t>
             </w:r>
           </w:p>
         </w:tc>
